--- a/Gabriel/PHP Backend/GABRIEL POPA.docx
+++ b/Gabriel/PHP Backend/GABRIEL POPA.docx
@@ -70,18 +70,7 @@
           <w:color w:val="4472C4" w:themeColor="accent5"/>
           <w:szCs w:val="36"/>
         </w:rPr>
-        <w:t>-</w:t>
-      </w:r>
-      <w:bookmarkStart w:id="0" w:name="_GoBack"/>
-      <w:bookmarkEnd w:id="0"/>
-      <w:r>
-        <w:rPr>
-          <w:b/>
-          <w:bCs/>
-          <w:color w:val="4472C4" w:themeColor="accent5"/>
-          <w:szCs w:val="36"/>
-        </w:rPr>
-        <w:t xml:space="preserve"> </w:t>
+        <w:t xml:space="preserve">- </w:t>
       </w:r>
       <w:r>
         <w:rPr>
@@ -233,61 +222,10 @@
           <w:sz w:val="20"/>
           <w:szCs w:val="28"/>
         </w:rPr>
-        <w:t>, Romania</w:t>
-      </w:r>
-      <w:r>
-        <w:rPr>
-          <w:rStyle w:val="NormalWebChar"/>
-          <w:rFonts w:asciiTheme="majorBidi" w:hAnsiTheme="majorBidi" w:cstheme="majorBidi"/>
-          <w:bCs/>
-          <w:color w:val="000000" w:themeColor="text1"/>
-          <w:sz w:val="20"/>
-          <w:szCs w:val="28"/>
-        </w:rPr>
-        <w:t xml:space="preserve"> | </w:t>
-      </w:r>
-      <w:r>
-        <w:rPr>
-          <w:rStyle w:val="NormalWebChar"/>
-          <w:rFonts w:asciiTheme="majorBidi" w:hAnsiTheme="majorBidi" w:cstheme="majorBidi"/>
-          <w:bCs/>
-          <w:color w:val="000000" w:themeColor="text1"/>
-          <w:sz w:val="20"/>
-          <w:szCs w:val="28"/>
-        </w:rPr>
-        <w:t xml:space="preserve">+40 764309991 | </w:t>
-      </w:r>
-      <w:r>
-        <w:rPr>
-          <w:rFonts w:asciiTheme="majorBidi" w:eastAsia="Times New Roman" w:hAnsiTheme="majorBidi" w:cstheme="majorBidi"/>
-          <w:bCs/>
-          <w:color w:val="000000" w:themeColor="text1"/>
-          <w:szCs w:val="27"/>
-          <w:lang w:eastAsia="en-US"/>
-        </w:rPr>
-        <w:t>popagabriel0523@outlook.com</w:t>
-      </w:r>
-      <w:r>
-        <w:rPr>
-          <w:rFonts w:asciiTheme="majorBidi" w:eastAsia="Times New Roman" w:hAnsiTheme="majorBidi" w:cstheme="majorBidi"/>
-          <w:bCs/>
-          <w:color w:val="000000" w:themeColor="text1"/>
-          <w:szCs w:val="27"/>
-          <w:lang w:eastAsia="en-US"/>
-        </w:rPr>
-        <w:t xml:space="preserve"> | </w:t>
-      </w:r>
-      <w:r>
-        <w:rPr>
-          <w:rStyle w:val="NormalWebChar"/>
-          <w:rFonts w:asciiTheme="majorBidi" w:hAnsiTheme="majorBidi" w:cstheme="majorBidi"/>
-          <w:bCs/>
-          <w:color w:val="000000" w:themeColor="text1"/>
-          <w:sz w:val="20"/>
-          <w:szCs w:val="27"/>
-        </w:rPr>
-        <w:t>https://www.linkedin.com/in/gabriel-popa-89ba643a4/</w:t>
-      </w:r>
+        <w:t>, Romania | +40 764309991 | gabrielpdev@outlook.com | https://www.linkedin.com/in/gabriel-popa-12890b414/</w:t>
+      </w:r>
+      <w:bookmarkStart w:id="0" w:name="_GoBack"/>
+      <w:bookmarkEnd w:id="0"/>
     </w:p>
     <w:p>
       <w:pPr>
@@ -455,7 +393,6 @@
         </w:rPr>
         <w:t xml:space="preserve">, </w:t>
       </w:r>
-      <w:proofErr w:type="spellStart"/>
       <w:r>
         <w:rPr>
           <w:rStyle w:val="Strong"/>
@@ -463,7 +400,6 @@
         </w:rPr>
         <w:t>PostgreSQL</w:t>
       </w:r>
-      <w:proofErr w:type="spellEnd"/>
       <w:r>
         <w:rPr>
           <w:rFonts w:ascii="Times New Roman" w:hAnsi="Times New Roman" w:cs="Times New Roman"/>
@@ -747,7 +683,6 @@
         </w:rPr>
         <w:t xml:space="preserve">, </w:t>
       </w:r>
-      <w:proofErr w:type="spellStart"/>
       <w:r>
         <w:rPr>
           <w:rFonts w:ascii="Times New Roman" w:eastAsia="Times New Roman" w:hAnsi="Times New Roman" w:cs="Times New Roman"/>
@@ -759,7 +694,6 @@
         </w:rPr>
         <w:t>PostgreSQL</w:t>
       </w:r>
-      <w:proofErr w:type="spellEnd"/>
       <w:r>
         <w:rPr>
           <w:rFonts w:ascii="Times New Roman" w:eastAsia="Times New Roman" w:hAnsi="Times New Roman" w:cs="Times New Roman"/>
@@ -817,9 +751,17 @@
           <w:szCs w:val="24"/>
           <w:lang w:eastAsia="en-US"/>
         </w:rPr>
-        <w:t xml:space="preserve">Cloud &amp; </w:t>
-      </w:r>
-      <w:proofErr w:type="spellStart"/>
+        <w:t>Cloud &amp; DevOps:</w:t>
+      </w:r>
+      <w:r>
+        <w:rPr>
+          <w:rFonts w:ascii="Times New Roman" w:eastAsia="Times New Roman" w:hAnsi="Times New Roman" w:cs="Times New Roman"/>
+          <w:sz w:val="22"/>
+          <w:szCs w:val="24"/>
+          <w:lang w:eastAsia="en-US"/>
+        </w:rPr>
+        <w:t xml:space="preserve"> </w:t>
+      </w:r>
       <w:r>
         <w:rPr>
           <w:rFonts w:ascii="Times New Roman" w:eastAsia="Times New Roman" w:hAnsi="Times New Roman" w:cs="Times New Roman"/>
@@ -829,128 +771,36 @@
           <w:szCs w:val="24"/>
           <w:lang w:eastAsia="en-US"/>
         </w:rPr>
-        <w:t>DevOps</w:t>
+        <w:t>AWS</w:t>
+      </w:r>
+      <w:r>
+        <w:rPr>
+          <w:rFonts w:ascii="Times New Roman" w:eastAsia="Times New Roman" w:hAnsi="Times New Roman" w:cs="Times New Roman"/>
+          <w:sz w:val="22"/>
+          <w:szCs w:val="24"/>
+          <w:lang w:eastAsia="en-US"/>
+        </w:rPr>
+        <w:t xml:space="preserve">, Docker, Linux, Nginx, Apache, </w:t>
+      </w:r>
+      <w:proofErr w:type="spellStart"/>
+      <w:r>
+        <w:rPr>
+          <w:rFonts w:ascii="Times New Roman" w:eastAsia="Times New Roman" w:hAnsi="Times New Roman" w:cs="Times New Roman"/>
+          <w:sz w:val="22"/>
+          <w:szCs w:val="24"/>
+          <w:lang w:eastAsia="en-US"/>
+        </w:rPr>
+        <w:t>Git</w:t>
       </w:r>
       <w:proofErr w:type="spellEnd"/>
       <w:r>
         <w:rPr>
           <w:rFonts w:ascii="Times New Roman" w:eastAsia="Times New Roman" w:hAnsi="Times New Roman" w:cs="Times New Roman"/>
-          <w:b/>
-          <w:bCs/>
-          <w:sz w:val="22"/>
-          <w:szCs w:val="24"/>
-          <w:lang w:eastAsia="en-US"/>
-        </w:rPr>
-        <w:t>:</w:t>
-      </w:r>
-      <w:r>
-        <w:rPr>
-          <w:rFonts w:ascii="Times New Roman" w:eastAsia="Times New Roman" w:hAnsi="Times New Roman" w:cs="Times New Roman"/>
-          <w:sz w:val="22"/>
-          <w:szCs w:val="24"/>
-          <w:lang w:eastAsia="en-US"/>
-        </w:rPr>
-        <w:t xml:space="preserve"> </w:t>
-      </w:r>
-      <w:r>
-        <w:rPr>
-          <w:rFonts w:ascii="Times New Roman" w:eastAsia="Times New Roman" w:hAnsi="Times New Roman" w:cs="Times New Roman"/>
-          <w:b/>
-          <w:bCs/>
-          <w:sz w:val="22"/>
-          <w:szCs w:val="24"/>
-          <w:lang w:eastAsia="en-US"/>
-        </w:rPr>
-        <w:t>AWS</w:t>
-      </w:r>
-      <w:r>
-        <w:rPr>
-          <w:rFonts w:ascii="Times New Roman" w:eastAsia="Times New Roman" w:hAnsi="Times New Roman" w:cs="Times New Roman"/>
-          <w:sz w:val="22"/>
-          <w:szCs w:val="24"/>
-          <w:lang w:eastAsia="en-US"/>
-        </w:rPr>
-        <w:t xml:space="preserve">, </w:t>
-      </w:r>
-      <w:proofErr w:type="spellStart"/>
-      <w:r>
-        <w:rPr>
-          <w:rFonts w:ascii="Times New Roman" w:eastAsia="Times New Roman" w:hAnsi="Times New Roman" w:cs="Times New Roman"/>
-          <w:sz w:val="22"/>
-          <w:szCs w:val="24"/>
-          <w:lang w:eastAsia="en-US"/>
-        </w:rPr>
-        <w:t>Docker</w:t>
-      </w:r>
-      <w:proofErr w:type="spellEnd"/>
-      <w:r>
-        <w:rPr>
-          <w:rFonts w:ascii="Times New Roman" w:eastAsia="Times New Roman" w:hAnsi="Times New Roman" w:cs="Times New Roman"/>
-          <w:sz w:val="22"/>
-          <w:szCs w:val="24"/>
-          <w:lang w:eastAsia="en-US"/>
-        </w:rPr>
-        <w:t xml:space="preserve">, Linux, </w:t>
-      </w:r>
-      <w:proofErr w:type="spellStart"/>
-      <w:r>
-        <w:rPr>
-          <w:rFonts w:ascii="Times New Roman" w:eastAsia="Times New Roman" w:hAnsi="Times New Roman" w:cs="Times New Roman"/>
-          <w:sz w:val="22"/>
-          <w:szCs w:val="24"/>
-          <w:lang w:eastAsia="en-US"/>
-        </w:rPr>
-        <w:t>Nginx</w:t>
-      </w:r>
-      <w:proofErr w:type="spellEnd"/>
-      <w:r>
-        <w:rPr>
-          <w:rFonts w:ascii="Times New Roman" w:eastAsia="Times New Roman" w:hAnsi="Times New Roman" w:cs="Times New Roman"/>
-          <w:sz w:val="22"/>
-          <w:szCs w:val="24"/>
-          <w:lang w:eastAsia="en-US"/>
-        </w:rPr>
-        <w:t xml:space="preserve">, Apache, </w:t>
-      </w:r>
-      <w:proofErr w:type="spellStart"/>
-      <w:r>
-        <w:rPr>
-          <w:rFonts w:ascii="Times New Roman" w:eastAsia="Times New Roman" w:hAnsi="Times New Roman" w:cs="Times New Roman"/>
-          <w:sz w:val="22"/>
-          <w:szCs w:val="24"/>
-          <w:lang w:eastAsia="en-US"/>
-        </w:rPr>
-        <w:t>Git</w:t>
-      </w:r>
-      <w:proofErr w:type="spellEnd"/>
-      <w:r>
-        <w:rPr>
-          <w:rFonts w:ascii="Times New Roman" w:eastAsia="Times New Roman" w:hAnsi="Times New Roman" w:cs="Times New Roman"/>
-          <w:sz w:val="22"/>
-          <w:szCs w:val="24"/>
-          <w:lang w:eastAsia="en-US"/>
-        </w:rPr>
-        <w:t xml:space="preserve">, </w:t>
-      </w:r>
-      <w:proofErr w:type="spellStart"/>
-      <w:r>
-        <w:rPr>
-          <w:rFonts w:ascii="Times New Roman" w:eastAsia="Times New Roman" w:hAnsi="Times New Roman" w:cs="Times New Roman"/>
-          <w:sz w:val="22"/>
-          <w:szCs w:val="24"/>
-          <w:lang w:eastAsia="en-US"/>
-        </w:rPr>
-        <w:t>GitHub</w:t>
-      </w:r>
-      <w:proofErr w:type="spellEnd"/>
-      <w:r>
-        <w:rPr>
-          <w:rFonts w:ascii="Times New Roman" w:eastAsia="Times New Roman" w:hAnsi="Times New Roman" w:cs="Times New Roman"/>
-          <w:sz w:val="22"/>
-          <w:szCs w:val="24"/>
-          <w:lang w:eastAsia="en-US"/>
-        </w:rPr>
-        <w:t xml:space="preserve">, </w:t>
+          <w:sz w:val="22"/>
+          <w:szCs w:val="24"/>
+          <w:lang w:eastAsia="en-US"/>
+        </w:rPr>
+        <w:t xml:space="preserve">, GitHub, </w:t>
       </w:r>
       <w:proofErr w:type="spellStart"/>
       <w:r>
@@ -989,7 +839,6 @@
           <w:lang w:eastAsia="en-US"/>
         </w:rPr>
       </w:pPr>
-      <w:proofErr w:type="spellStart"/>
       <w:r>
         <w:rPr>
           <w:rFonts w:ascii="Times New Roman" w:eastAsia="Times New Roman" w:hAnsi="Times New Roman" w:cs="Times New Roman"/>
@@ -999,19 +848,7 @@
           <w:szCs w:val="24"/>
           <w:lang w:eastAsia="en-US"/>
         </w:rPr>
-        <w:t>Observability</w:t>
-      </w:r>
-      <w:proofErr w:type="spellEnd"/>
-      <w:r>
-        <w:rPr>
-          <w:rFonts w:ascii="Times New Roman" w:eastAsia="Times New Roman" w:hAnsi="Times New Roman" w:cs="Times New Roman"/>
-          <w:b/>
-          <w:bCs/>
-          <w:sz w:val="22"/>
-          <w:szCs w:val="24"/>
-          <w:lang w:eastAsia="en-US"/>
-        </w:rPr>
-        <w:t xml:space="preserve"> / Quality / Security:</w:t>
+        <w:t>Observability / Quality / Security:</w:t>
       </w:r>
       <w:r>
         <w:rPr>
@@ -1543,7 +1380,6 @@
         </w:rPr>
         <w:t xml:space="preserve"> and </w:t>
       </w:r>
-      <w:proofErr w:type="spellStart"/>
       <w:r>
         <w:rPr>
           <w:rStyle w:val="Strong"/>
@@ -1551,7 +1387,6 @@
         </w:rPr>
         <w:t>PostgreSQL</w:t>
       </w:r>
-      <w:proofErr w:type="spellEnd"/>
       <w:r>
         <w:rPr>
           <w:sz w:val="22"/>
@@ -1588,23 +1423,8 @@
         <w:rPr>
           <w:sz w:val="22"/>
         </w:rPr>
-        <w:t xml:space="preserve">Worked closely with </w:t>
-      </w:r>
-      <w:proofErr w:type="spellStart"/>
-      <w:r>
-        <w:rPr>
-          <w:sz w:val="22"/>
-        </w:rPr>
-        <w:t>DevOps</w:t>
-      </w:r>
-      <w:proofErr w:type="spellEnd"/>
-      <w:r>
-        <w:rPr>
-          <w:sz w:val="22"/>
-        </w:rPr>
-        <w:t xml:space="preserve"> on </w:t>
-      </w:r>
-      <w:proofErr w:type="spellStart"/>
+        <w:t xml:space="preserve">Worked closely with DevOps on </w:t>
+      </w:r>
       <w:r>
         <w:rPr>
           <w:rStyle w:val="Strong"/>
@@ -1612,7 +1432,6 @@
         </w:rPr>
         <w:t>Docker</w:t>
       </w:r>
-      <w:proofErr w:type="spellEnd"/>
       <w:r>
         <w:rPr>
           <w:sz w:val="22"/>
@@ -1630,21 +1449,7 @@
         <w:rPr>
           <w:sz w:val="22"/>
         </w:rPr>
-        <w:t xml:space="preserve">, Linux, </w:t>
-      </w:r>
-      <w:proofErr w:type="spellStart"/>
-      <w:r>
-        <w:rPr>
-          <w:sz w:val="22"/>
-        </w:rPr>
-        <w:t>Nginx</w:t>
-      </w:r>
-      <w:proofErr w:type="spellEnd"/>
-      <w:r>
-        <w:rPr>
-          <w:sz w:val="22"/>
-        </w:rPr>
-        <w:t>, and CI/CD release support, resolving dependency drift and environment mismatches that had previously caused backend behavior to differ between local, staging, and production systems.</w:t>
+        <w:t>, Linux, Nginx, and CI/CD release support, resolving dependency drift and environment mismatches that had previously caused backend behavior to differ between local, staging, and production systems.</w:t>
       </w:r>
     </w:p>
     <w:p>
@@ -2013,7 +1818,6 @@
         </w:rPr>
         <w:t xml:space="preserve"> and </w:t>
       </w:r>
-      <w:proofErr w:type="spellStart"/>
       <w:r>
         <w:rPr>
           <w:rFonts w:ascii="Times New Roman" w:eastAsia="Times New Roman" w:hAnsi="Times New Roman" w:cs="Times New Roman"/>
@@ -2025,7 +1829,6 @@
         </w:rPr>
         <w:t>Nginx</w:t>
       </w:r>
-      <w:proofErr w:type="spellEnd"/>
       <w:r>
         <w:rPr>
           <w:rFonts w:ascii="Times New Roman" w:eastAsia="Times New Roman" w:hAnsi="Times New Roman" w:cs="Times New Roman"/>
@@ -2283,27 +2086,7 @@
           <w:szCs w:val="24"/>
           <w:lang w:eastAsia="en-US"/>
         </w:rPr>
-        <w:t xml:space="preserve">, </w:t>
-      </w:r>
-      <w:proofErr w:type="spellStart"/>
-      <w:r>
-        <w:rPr>
-          <w:rFonts w:ascii="Times New Roman" w:eastAsia="Times New Roman" w:hAnsi="Times New Roman" w:cs="Times New Roman"/>
-          <w:sz w:val="22"/>
-          <w:szCs w:val="24"/>
-          <w:lang w:eastAsia="en-US"/>
-        </w:rPr>
-        <w:t>Docker</w:t>
-      </w:r>
-      <w:proofErr w:type="spellEnd"/>
-      <w:r>
-        <w:rPr>
-          <w:rFonts w:ascii="Times New Roman" w:eastAsia="Times New Roman" w:hAnsi="Times New Roman" w:cs="Times New Roman"/>
-          <w:sz w:val="22"/>
-          <w:szCs w:val="24"/>
-          <w:lang w:eastAsia="en-US"/>
-        </w:rPr>
-        <w:t>, and Linux-based environment setup, helping stabilize the build pipeline and reduce deployment-related backend incidents through more repeatable release and verification steps.</w:t>
+        <w:t>, Docker, and Linux-based environment setup, helping stabilize the build pipeline and reduce deployment-related backend incidents through more repeatable release and verification steps.</w:t>
       </w:r>
     </w:p>
     <w:p>
@@ -2646,7 +2429,6 @@
         </w:rPr>
         <w:t xml:space="preserve"> and </w:t>
       </w:r>
-      <w:proofErr w:type="spellStart"/>
       <w:r>
         <w:rPr>
           <w:rFonts w:ascii="Times New Roman" w:eastAsia="Times New Roman" w:hAnsi="Times New Roman" w:cs="Times New Roman"/>
@@ -2658,7 +2440,6 @@
         </w:rPr>
         <w:t>PostgreSQL</w:t>
       </w:r>
-      <w:proofErr w:type="spellEnd"/>
       <w:r>
         <w:rPr>
           <w:rFonts w:ascii="Times New Roman" w:eastAsia="Times New Roman" w:hAnsi="Times New Roman" w:cs="Times New Roman"/>
@@ -2806,7 +2587,6 @@
         </w:rPr>
         <w:t xml:space="preserve">, and </w:t>
       </w:r>
-      <w:proofErr w:type="spellStart"/>
       <w:r>
         <w:rPr>
           <w:rFonts w:ascii="Times New Roman" w:eastAsia="Times New Roman" w:hAnsi="Times New Roman" w:cs="Times New Roman"/>
@@ -2818,7 +2598,6 @@
         </w:rPr>
         <w:t>Nginx</w:t>
       </w:r>
-      <w:proofErr w:type="spellEnd"/>
       <w:r>
         <w:rPr>
           <w:rFonts w:ascii="Times New Roman" w:eastAsia="Times New Roman" w:hAnsi="Times New Roman" w:cs="Times New Roman"/>
@@ -2922,7 +2701,6 @@
         </w:rPr>
         <w:t xml:space="preserve">, Jenkins, and early </w:t>
       </w:r>
-      <w:proofErr w:type="spellStart"/>
       <w:r>
         <w:rPr>
           <w:rFonts w:ascii="Times New Roman" w:eastAsia="Times New Roman" w:hAnsi="Times New Roman" w:cs="Times New Roman"/>
@@ -2934,7 +2712,6 @@
         </w:rPr>
         <w:t>Docker</w:t>
       </w:r>
-      <w:proofErr w:type="spellEnd"/>
       <w:r>
         <w:rPr>
           <w:rFonts w:ascii="Times New Roman" w:eastAsia="Times New Roman" w:hAnsi="Times New Roman" w:cs="Times New Roman"/>
@@ -3124,27 +2901,7 @@
           <w:szCs w:val="24"/>
           <w:lang w:eastAsia="en-US"/>
         </w:rPr>
-        <w:t xml:space="preserve">, JavaScript, HTML, CSS, and </w:t>
-      </w:r>
-      <w:proofErr w:type="spellStart"/>
-      <w:r>
-        <w:rPr>
-          <w:rFonts w:ascii="Times New Roman" w:eastAsia="Times New Roman" w:hAnsi="Times New Roman" w:cs="Times New Roman"/>
-          <w:sz w:val="22"/>
-          <w:szCs w:val="24"/>
-          <w:lang w:eastAsia="en-US"/>
-        </w:rPr>
-        <w:t>jQuery</w:t>
-      </w:r>
-      <w:proofErr w:type="spellEnd"/>
-      <w:r>
-        <w:rPr>
-          <w:rFonts w:ascii="Times New Roman" w:eastAsia="Times New Roman" w:hAnsi="Times New Roman" w:cs="Times New Roman"/>
-          <w:sz w:val="22"/>
-          <w:szCs w:val="24"/>
-          <w:lang w:eastAsia="en-US"/>
-        </w:rPr>
-        <w:t>, focusing mainly on stable CRUD behavior, admin pages, data handling, and smaller backend-focused enhancements under senior guidance.</w:t>
+        <w:t>, JavaScript, HTML, CSS, and jQuery, focusing mainly on stable CRUD behavior, admin pages, data handling, and smaller backend-focused enhancements under senior guidance.</w:t>
       </w:r>
     </w:p>
     <w:p>
@@ -7674,7 +7431,6 @@
       <w:jc w:val="both"/>
     </w:pPr>
     <w:tblPr>
-      <w:tblInd w:w="0" w:type="dxa"/>
       <w:tblBorders>
         <w:top w:val="single" w:sz="4" w:space="0" w:color="auto"/>
         <w:left w:val="single" w:sz="4" w:space="0" w:color="auto"/>
@@ -7683,17 +7439,12 @@
         <w:insideH w:val="single" w:sz="4" w:space="0" w:color="auto"/>
         <w:insideV w:val="single" w:sz="4" w:space="0" w:color="auto"/>
       </w:tblBorders>
-      <w:tblCellMar>
-        <w:top w:w="0" w:type="dxa"/>
-        <w:left w:w="108" w:type="dxa"/>
-        <w:bottom w:w="0" w:type="dxa"/>
-        <w:right w:w="108" w:type="dxa"/>
-      </w:tblCellMar>
     </w:tblPr>
   </w:style>
   <w:style w:type="character" w:customStyle="1" w:styleId="NormalWebChar">
     <w:name w:val="Normal (Web) Char"/>
     <w:link w:val="NormalWeb"/>
+    <w:uiPriority w:val="99"/>
     <w:rPr>
       <w:kern w:val="0"/>
       <w:sz w:val="24"/>
@@ -7959,7 +7710,6 @@
       <w:jc w:val="both"/>
     </w:pPr>
     <w:tblPr>
-      <w:tblInd w:w="0" w:type="dxa"/>
       <w:tblBorders>
         <w:top w:val="single" w:sz="4" w:space="0" w:color="auto"/>
         <w:left w:val="single" w:sz="4" w:space="0" w:color="auto"/>
@@ -7968,17 +7718,12 @@
         <w:insideH w:val="single" w:sz="4" w:space="0" w:color="auto"/>
         <w:insideV w:val="single" w:sz="4" w:space="0" w:color="auto"/>
       </w:tblBorders>
-      <w:tblCellMar>
-        <w:top w:w="0" w:type="dxa"/>
-        <w:left w:w="108" w:type="dxa"/>
-        <w:bottom w:w="0" w:type="dxa"/>
-        <w:right w:w="108" w:type="dxa"/>
-      </w:tblCellMar>
     </w:tblPr>
   </w:style>
   <w:style w:type="character" w:customStyle="1" w:styleId="NormalWebChar">
     <w:name w:val="Normal (Web) Char"/>
     <w:link w:val="NormalWeb"/>
+    <w:uiPriority w:val="99"/>
     <w:rPr>
       <w:kern w:val="0"/>
       <w:sz w:val="24"/>

--- a/Gabriel/PHP Backend/GABRIEL POPA.docx
+++ b/Gabriel/PHP Backend/GABRIEL POPA.docx
@@ -224,8 +224,6 @@
         </w:rPr>
         <w:t>, Romania | +40 764309991 | gabrielpdev@outlook.com | https://www.linkedin.com/in/gabriel-popa-12890b414/</w:t>
       </w:r>
-      <w:bookmarkStart w:id="0" w:name="_GoBack"/>
-      <w:bookmarkEnd w:id="0"/>
     </w:p>
     <w:p>
       <w:pPr>
@@ -1039,7 +1037,7 @@
           <w:sz w:val="22"/>
           <w:szCs w:val="28"/>
         </w:rPr>
-        <w:t xml:space="preserve">2024 – </w:t>
+        <w:t xml:space="preserve"> </w:t>
       </w:r>
       <w:r>
         <w:rPr>
@@ -1048,7 +1046,25 @@
           <w:sz w:val="22"/>
           <w:szCs w:val="28"/>
         </w:rPr>
-        <w:t>Dec 2025)</w:t>
+        <w:t xml:space="preserve">2024 – </w:t>
+      </w:r>
+      <w:r>
+        <w:rPr>
+          <w:rFonts w:asciiTheme="majorBidi" w:hAnsiTheme="majorBidi" w:cstheme="majorBidi"/>
+          <w:i/>
+          <w:sz w:val="22"/>
+          <w:szCs w:val="28"/>
+        </w:rPr>
+        <w:t>May 2026</w:t>
+      </w:r>
+      <w:r>
+        <w:rPr>
+          <w:rFonts w:asciiTheme="majorBidi" w:hAnsiTheme="majorBidi" w:cstheme="majorBidi"/>
+          <w:i/>
+          <w:sz w:val="22"/>
+          <w:szCs w:val="28"/>
+        </w:rPr>
+        <w:t>)</w:t>
       </w:r>
     </w:p>
     <w:p>
@@ -2242,8 +2258,10 @@
           <w:sz w:val="22"/>
           <w:szCs w:val="28"/>
         </w:rPr>
-        <w:t>Sept</w:t>
-      </w:r>
+        <w:t>Sep</w:t>
+      </w:r>
+      <w:bookmarkStart w:id="0" w:name="_GoBack"/>
+      <w:bookmarkEnd w:id="0"/>
       <w:r>
         <w:rPr>
           <w:rFonts w:asciiTheme="majorBidi" w:hAnsiTheme="majorBidi" w:cstheme="majorBidi"/>
